--- a/08_CLASSROOM_CONSEGNE/CONSEGNA_06_L4_PHISHING/DA_CARICARE/L4_B_scheda_phishing.docx
+++ b/08_CLASSROOM_CONSEGNE/CONSEGNA_06_L4_PHISHING/DA_CARICARE/L4_B_scheda_phishing.docx
@@ -239,7 +239,17 @@
             </w:pPr>
             <w:r>
               <w:rPr/>
-              <w:t xml:space="preserve">Apri </w:t>
+              <w:t xml:space="preserve">Apri la </w:t>
+            </w:r>
+            <w:r>
+              <w:rPr>
+                <w:b/>
+              </w:rPr>
+              <w:t>casella di posta</w:t>
+            </w:r>
+            <w:r>
+              <w:rPr/>
+              <w:t xml:space="preserve"> dal link nella consegna (oppure scarica </w:t>
             </w:r>
             <w:r>
               <w:rPr>
@@ -249,7 +259,27 @@
             </w:r>
             <w:r>
               <w:rPr/>
-              <w:t xml:space="preserve"> (scaricalo e aprilo con doppio clic).</w:t>
+              <w:t xml:space="preserve"> e aprilo con doppio clic). Scrivi il tuo </w:t>
+            </w:r>
+            <w:r>
+              <w:rPr>
+                <w:b/>
+              </w:rPr>
+              <w:t>nome</w:t>
+            </w:r>
+            <w:r>
+              <w:rPr/>
+              <w:t xml:space="preserve"> in alto; se c'è il nome di un altro studente, premi </w:t>
+            </w:r>
+            <w:r>
+              <w:rPr>
+                <w:b/>
+              </w:rPr>
+              <w:t>Nuovo studente</w:t>
+            </w:r>
+            <w:r>
+              <w:rPr/>
+              <w:t>.</w:t>
             </w:r>
           </w:p>
           <w:p>
@@ -294,6 +324,35 @@
             <w:r>
               <w:rPr/>
               <w:t>: in basso a sinistra compare l'indirizzo vero dove portano.</w:t>
+            </w:r>
+          </w:p>
+          <w:p>
+            <w:pPr>
+              <w:spacing w:after="40" w:line="276" w:lineRule="auto"/>
+            </w:pPr>
+            <w:r>
+              <w:rPr/>
+              <w:t xml:space="preserve">In fondo a ogni messaggio scegli </w:t>
+            </w:r>
+            <w:r>
+              <w:rPr>
+                <w:b/>
+              </w:rPr>
+              <w:t>È affidabile</w:t>
+            </w:r>
+            <w:r>
+              <w:rPr/>
+              <w:t xml:space="preserve"> oppure </w:t>
+            </w:r>
+            <w:r>
+              <w:rPr>
+                <w:b/>
+              </w:rPr>
+              <w:t>È phishing</w:t>
+            </w:r>
+            <w:r>
+              <w:rPr/>
+              <w:t xml:space="preserve"> (puoi cambiare idea).</w:t>
             </w:r>
           </w:p>
           <w:p>
@@ -1060,6 +1119,89 @@
         <w:pStyle w:val="Heading2"/>
       </w:pPr>
       <w:r>
+        <w:t>Il codice della casella</w:t>
+      </w:r>
+    </w:p>
+    <w:p>
+      <w:r>
+        <w:rPr/>
+        <w:t xml:space="preserve">Quando hai deciso su tutti i messaggi, premi </w:t>
+      </w:r>
+      <w:r>
+        <w:rPr>
+          <w:b/>
+        </w:rPr>
+        <w:t>★ Riepilogo e codice</w:t>
+      </w:r>
+      <w:r>
+        <w:rPr/>
+        <w:t xml:space="preserve"> in basso a destra, copia il codice (Ctrl + A, Ctrl + C) e incollalo qui sotto e nel </w:t>
+      </w:r>
+      <w:r>
+        <w:rPr>
+          <w:b/>
+        </w:rPr>
+        <w:t>Modulo dei codici</w:t>
+      </w:r>
+      <w:r>
+        <w:rPr/>
+        <w:t xml:space="preserve"> della consegna.</w:t>
+      </w:r>
+    </w:p>
+    <w:tbl>
+      <w:tblPr>
+        <w:tblW w:w="9865" w:type="dxa"/>
+        <w:tblBorders>
+          <w:top w:val="single" w:sz="6" w:space="0" w:color="B7C3CB"/>
+          <w:left w:val="single" w:sz="6" w:space="0" w:color="B7C3CB"/>
+          <w:bottom w:val="single" w:sz="6" w:space="0" w:color="B7C3CB"/>
+          <w:right w:val="single" w:sz="6" w:space="0" w:color="B7C3CB"/>
+          <w:insideH w:val="single" w:sz="6" w:space="0" w:color="B7C3CB"/>
+          <w:insideV w:val="single" w:sz="6" w:space="0" w:color="B7C3CB"/>
+        </w:tblBorders>
+        <w:tblLayout w:type="fixed"/>
+        <w:tblCellMar>
+          <w:top w:w="60" w:type="dxa"/>
+          <w:left w:w="100" w:type="dxa"/>
+          <w:bottom w:w="60" w:type="dxa"/>
+          <w:right w:w="100" w:type="dxa"/>
+        </w:tblCellMar>
+        <w:tblLook w:firstColumn="1" w:firstRow="1" w:lastColumn="0" w:lastRow="0" w:noHBand="0" w:noVBand="1" w:val="04A0"/>
+      </w:tblPr>
+      <w:tblGrid>
+        <w:gridCol w:w="9865"/>
+      </w:tblGrid>
+      <w:tr>
+        <w:tc>
+          <w:tcPr>
+            <w:tcW w:w="9865" w:type="dxa"/>
+          </w:tcPr>
+          <w:p>
+            <w:r/>
+            <w:r>
+              <w:rPr>
+                <w:i/>
+                <w:color w:val="5F6B73"/>
+                <w:sz w:val="20"/>
+              </w:rPr>
+              <w:t>Codice della casella (inizia con O23-PHI)</w:t>
+            </w:r>
+          </w:p>
+          <w:p/>
+          <w:p/>
+        </w:tc>
+      </w:tr>
+    </w:tbl>
+    <w:p>
+      <w:pPr>
+        <w:spacing w:after="40"/>
+      </w:pPr>
+    </w:p>
+    <w:p>
+      <w:pPr>
+        <w:pStyle w:val="Heading2"/>
+      </w:pPr>
+      <w:r>
         <w:t>Nella tua Gmail vera</w:t>
       </w:r>
     </w:p>
